--- a/courts/fourth-circuit/virginia/state/supreme-court/amicus-brief/usage/OUTPUT-amicus-brief.docx
+++ b/courts/fourth-circuit/virginia/state/supreme-court/amicus-brief/usage/OUTPUT-amicus-brief.docx
@@ -778,9 +778,7 @@
               <w:t xml:space="preserve"> </w:t>
             </w:r>
             <w:r>
-              <w:t xml:space="preserve">682</w:t>
-              <w:noBreakHyphen/>
-              <w:t xml:space="preserve">9320</w:t>
+              <w:t xml:space="preserve">682-⁠9320</w:t>
             </w:r>
           </w:p>
           <w:p>
@@ -802,9 +800,7 @@
               <w:t xml:space="preserve"> </w:t>
             </w:r>
             <w:r>
-              <w:t xml:space="preserve">682</w:t>
-              <w:noBreakHyphen/>
-              <w:t xml:space="preserve">9321</w:t>
+              <w:t xml:space="preserve">682-⁠9321</w:t>
             </w:r>
           </w:p>
           <w:p>
@@ -964,9 +960,7 @@
               <w:t xml:space="preserve"> </w:t>
             </w:r>
             <w:r>
-              <w:t xml:space="preserve">549</w:t>
-              <w:noBreakHyphen/>
-              <w:t xml:space="preserve">2500</w:t>
+              <w:t xml:space="preserve">549-⁠2500</w:t>
             </w:r>
           </w:p>
           <w:p>
@@ -1160,9 +1154,7 @@
               <w:t xml:space="preserve"> </w:t>
             </w:r>
             <w:r>
-              <w:t xml:space="preserve">523</w:t>
-              <w:noBreakHyphen/>
-              <w:t xml:space="preserve">2151</w:t>
+              <w:t xml:space="preserve">523-⁠2151</w:t>
             </w:r>
           </w:p>
           <w:p>
@@ -5232,7 +5224,7 @@
         <w:tab/>
       </w:r>
       <w:r>
-        <w:t xml:space="preserve">23</w:t>
+        <w:t xml:space="preserve">22</w:t>
       </w:r>
     </w:p>
     <w:p>
@@ -5437,9 +5429,7 @@
         <w:t xml:space="preserve"> </w:t>
       </w:r>
       <w:r>
-        <w:t xml:space="preserve">CL23</w:t>
-        <w:noBreakHyphen/>
-        <w:t xml:space="preserve">4100</w:t>
+        <w:t xml:space="preserve">CL23-⁠4100</w:t>
       </w:r>
       <w:r>
         <w:t xml:space="preserve"> </w:t>
@@ -6329,11 +6319,7 @@
         <w:t xml:space="preserve"> </w:t>
       </w:r>
       <w:r>
-        <w:t xml:space="preserve">0815</w:t>
-        <w:noBreakHyphen/>
-        <w:t xml:space="preserve">22</w:t>
-        <w:noBreakHyphen/>
-        <w:t xml:space="preserve">4,</w:t>
+        <w:t xml:space="preserve">0815-⁠22-⁠4,</w:t>
       </w:r>
       <w:r>
         <w:t xml:space="preserve"> </w:t>
@@ -10291,9 +10277,7 @@
         <w:t xml:space="preserve"> </w:t>
       </w:r>
       <w:r>
-        <w:t xml:space="preserve">10.1</w:t>
-        <w:noBreakHyphen/>
-        <w:t xml:space="preserve">610(B)</w:t>
+        <w:t xml:space="preserve">10.1-⁠610(B)</w:t>
       </w:r>
       <w:r>
         <w:t xml:space="preserve">   </w:t>
@@ -10339,9 +10323,7 @@
         <w:t xml:space="preserve"> </w:t>
       </w:r>
       <w:r>
-        <w:t xml:space="preserve">15.2</w:t>
-        <w:noBreakHyphen/>
-        <w:t xml:space="preserve">2286(A)⁠(16)</w:t>
+        <w:t xml:space="preserve">15.2-⁠2286(A)⁠(16)</w:t>
       </w:r>
       <w:r>
         <w:t xml:space="preserve">   </w:t>
@@ -10387,9 +10369,7 @@
         <w:t xml:space="preserve"> </w:t>
       </w:r>
       <w:r>
-        <w:t xml:space="preserve">15.2</w:t>
-        <w:noBreakHyphen/>
-        <w:t xml:space="preserve">2312</w:t>
+        <w:t xml:space="preserve">15.2-⁠2312</w:t>
       </w:r>
       <w:r>
         <w:t xml:space="preserve">   </w:t>
@@ -10435,9 +10415,7 @@
         <w:t xml:space="preserve"> </w:t>
       </w:r>
       <w:r>
-        <w:t xml:space="preserve">15.2</w:t>
-        <w:noBreakHyphen/>
-        <w:t xml:space="preserve">2314</w:t>
+        <w:t xml:space="preserve">15.2-⁠2314</w:t>
       </w:r>
       <w:r>
         <w:t xml:space="preserve">   </w:t>
@@ -10483,9 +10461,7 @@
         <w:t xml:space="preserve"> </w:t>
       </w:r>
       <w:r>
-        <w:t xml:space="preserve">19.2</w:t>
-        <w:noBreakHyphen/>
-        <w:t xml:space="preserve">59</w:t>
+        <w:t xml:space="preserve">19.2-⁠59</w:t>
       </w:r>
       <w:r>
         <w:t xml:space="preserve">   </w:t>
@@ -10531,9 +10507,7 @@
         <w:t xml:space="preserve"> </w:t>
       </w:r>
       <w:r>
-        <w:t xml:space="preserve">22.1</w:t>
-        <w:noBreakHyphen/>
-        <w:t xml:space="preserve">289.033</w:t>
+        <w:t xml:space="preserve">22.1-⁠289.033</w:t>
       </w:r>
       <w:r>
         <w:t xml:space="preserve">   </w:t>
@@ -10652,7 +10626,7 @@
         <w:tab/>
       </w:r>
       <w:r>
-        <w:t xml:space="preserve">9, 15</w:t>
+        <w:t xml:space="preserve">9, 14</w:t>
       </w:r>
     </w:p>
     <w:p>
@@ -12740,25 +12714,13 @@
         <w:t xml:space="preserve"> </w:t>
       </w:r>
       <w:r>
-        <w:t xml:space="preserve">Code Ann. §§ 15.2-⁠2286(A)⁠(16) (establishing procedures for zoning officers to obtain warrants), 22.1</w:t>
-      </w:r>
-      <w:r>
-        <w:noBreakHyphen/>
-      </w:r>
-      <w:r>
-        <w:t xml:space="preserve">289.033</w:t>
-      </w:r>
-      <w:r>
-        <w:t xml:space="preserve"> </w:t>
-      </w:r>
-      <w:r>
-        <w:t xml:space="preserve">(same for child-care regulators), 10.1</w:t>
-      </w:r>
-      <w:r>
-        <w:noBreakHyphen/>
-      </w:r>
-      <w:r>
-        <w:t xml:space="preserve">610(B)</w:t>
+        <w:t xml:space="preserve">Code Ann. §§ 15.2-⁠2286(A)⁠(16) (establishing procedures for zoning officers to obtain warrants), 22.1-⁠289.033</w:t>
+      </w:r>
+      <w:r>
+        <w:t xml:space="preserve"> </w:t>
+      </w:r>
+      <w:r>
+        <w:t xml:space="preserve">(same for child-care regulators), 10.1-⁠610(B)</w:t>
       </w:r>
       <w:r>
         <w:t xml:space="preserve"> </w:t>
@@ -14176,19 +14138,7 @@
         <w:t xml:space="preserve">v. Bd. of Supervisors</w:t>
       </w:r>
       <w:r>
-        <w:t xml:space="preserve">, No. 0815</w:t>
-      </w:r>
-      <w:r>
-        <w:noBreakHyphen/>
-      </w:r>
-      <w:r>
-        <w:t xml:space="preserve">22</w:t>
-      </w:r>
-      <w:r>
-        <w:noBreakHyphen/>
-      </w:r>
-      <w:r>
-        <w:t xml:space="preserve">4, 2023 WL 3956770, at *1 (Va. Ct. App. June 13, 2023). Zoning officers had no authority to be inside Ms. Leach-Lewis’s home, and any “objectively reasonable” officer should have known it.</w:t>
+        <w:t xml:space="preserve">, No. 0815-⁠22-⁠4, 2023 WL 3956770, at *1 (Va. Ct. App. June 13, 2023). Zoning officers had no authority to be inside Ms. Leach-Lewis’s home, and any “objectively reasonable” officer should have known it.</w:t>
       </w:r>
       <w:r>
         <w:t xml:space="preserve"> </w:t>
@@ -16852,13 +16802,7 @@
         <w:t xml:space="preserve">v. Va. Dep’t of Wildlife Res.</w:t>
       </w:r>
       <w:r>
-        <w:t xml:space="preserve">, No. CL23</w:t>
-      </w:r>
-      <w:r>
-        <w:noBreakHyphen/>
-      </w:r>
-      <w:r>
-        <w:t xml:space="preserve">4100, at 2 (Va. Cir. Ct. Oct. 27, 2023) (collecting cases), appeal filed (Va. Ct. App. Dec. 6, 2023).</w:t>
+        <w:t xml:space="preserve">, No. CL23-⁠4100, at 2 (Va. Cir. Ct. Oct. 27, 2023) (collecting cases), appeal filed (Va. Ct. App. Dec. 6, 2023).</w:t>
       </w:r>
     </w:p>
     <w:p>
@@ -18055,9 +17999,7 @@
                     <w:t xml:space="preserve"> </w:t>
                   </w:r>
                   <w:r>
-                    <w:t xml:space="preserve">682</w:t>
-                    <w:noBreakHyphen/>
-                    <w:t xml:space="preserve">9320</w:t>
+                    <w:t xml:space="preserve">682-⁠9320</w:t>
                   </w:r>
                 </w:p>
                 <w:p>
@@ -18079,9 +18021,7 @@
                     <w:t xml:space="preserve"> </w:t>
                   </w:r>
                   <w:r>
-                    <w:t xml:space="preserve">682</w:t>
-                    <w:noBreakHyphen/>
-                    <w:t xml:space="preserve">9321</w:t>
+                    <w:t xml:space="preserve">682-⁠9321</w:t>
                   </w:r>
                 </w:p>
                 <w:p>
@@ -18287,9 +18227,7 @@
                     <w:t xml:space="preserve"> </w:t>
                   </w:r>
                   <w:r>
-                    <w:t xml:space="preserve">549</w:t>
-                    <w:noBreakHyphen/>
-                    <w:t xml:space="preserve">2500</w:t>
+                    <w:t xml:space="preserve">549-⁠2500</w:t>
                   </w:r>
                 </w:p>
                 <w:p>
@@ -18515,9 +18453,7 @@
                     <w:t xml:space="preserve"> </w:t>
                   </w:r>
                   <w:r>
-                    <w:t xml:space="preserve">523</w:t>
-                    <w:noBreakHyphen/>
-                    <w:t xml:space="preserve">2151</w:t>
+                    <w:t xml:space="preserve">523-⁠2151</w:t>
                   </w:r>
                 </w:p>
                 <w:p>
@@ -19662,9 +19598,7 @@
         <w:t xml:space="preserve"> </w:t>
       </w:r>
       <w:r>
-        <w:t xml:space="preserve">324</w:t>
-        <w:noBreakHyphen/>
-        <w:t xml:space="preserve">2421</w:t>
+        <w:t xml:space="preserve">324-⁠2421</w:t>
       </w:r>
     </w:p>
     <w:p>
@@ -20217,7 +20151,7 @@
         <w:t xml:space="preserve">v. United States</w:t>
       </w:r>
       <w:r>
-        <w:t xml:space="preserve">, 408 F.2d 579, 586 (2d Cir. 1969) (“Absent an exclusionary rule, the Government would be free to undertake unreasonable searches and seizures in all civil cases without the possibility of unfavorable consequences … . [I]t seems clear, even under a view of the law most favorable to the Government, that evidence so obtained would be excluded.”).</w:t>
+        <w:t xml:space="preserve">, 408 F.2d 579, 586 (2d Cir. 1969) (“Absent an exclusionary rule, the Government would be free to undertake unreasonable searches and seizures in all civil cases without the possibility of unfavorable consequences … ⁠. [I]t seems clear, even under a view of the law most favorable to the Government, that evidence so obtained would be excluded.”).</w:t>
       </w:r>
     </w:p>
   </w:footnote>
